--- a/public/downloads/23_Contrato_Mutuo_Emprestimo.docx
+++ b/public/downloads/23_Contrato_Mutuo_Emprestimo.docx
@@ -8,12 +8,12 @@
       </w:pPr>
       <w:r>
         <w:rPr>
-          <w:rFonts w:ascii="Arial" w:hAnsi="Arial"/>
+          <w:rFonts w:ascii="Times New Roman" w:hAnsi="Times New Roman"/>
           <w:b/>
-          <w:color w:val="1A2C4C"/>
+          <w:color w:val="0A192F"/>
           <w:sz w:val="26"/>
         </w:rPr>
-        <w:t>CONTRATO DE MÚTUO FINANCEIRO (EMPRÉSTIMO DE DINHEIRO)</w:t>
+        <w:t>CONTRATO PARTICULAR DE MÚTUO FINANCEIRO COM REMUNERAÇÃO DE CAPITAL E CLÁUSULA PENAL</w:t>
       </w:r>
     </w:p>
     <w:p>
@@ -22,12 +22,12 @@
       </w:pPr>
       <w:r>
         <w:rPr>
-          <w:rFonts w:ascii="Arial" w:hAnsi="Arial"/>
+          <w:rFonts w:ascii="Times New Roman" w:hAnsi="Times New Roman"/>
           <w:i/>
-          <w:color w:val="787878"/>
-          <w:sz w:val="19"/>
+          <w:color w:val="5A5A5A"/>
+          <w:sz w:val="20"/>
         </w:rPr>
-        <w:t>Acervo de Segurança Jurídica • Módulo 3: Vida Civil e Finanças • Banca Andrade &amp; Florio</w:t>
+        <w:t>Regulado pelos Artigos 586 a 592 do Código Civil Brasileiro e Decreto Federal nº 22.626/1933 (Lei de Usura)</w:t>
       </w:r>
     </w:p>
     <w:p/>
@@ -45,7 +45,7 @@
         <w:tc>
           <w:tcPr>
             <w:tcW w:type="dxa" w:w="9360"/>
-            <w:shd w:fill="F4F5F7"/>
+            <w:shd w:fill="F8F9FA"/>
           </w:tcPr>
           <w:p>
             <w:pPr>
@@ -56,10 +56,12 @@
               <w:rPr>
                 <w:rFonts w:ascii="Arial" w:hAnsi="Arial"/>
                 <w:b/>
-                <w:color w:val="B48214"/>
-                <w:sz w:val="19"/>
+                <w:color w:val="8C640F"/>
+                <w:sz w:val="18"/>
               </w:rPr>
-              <w:t>💡 NOTA TÉCNICA DO ADVOGADO: Evita alegações de doação perante a Receita Federal e documenta o empréstimo legítimo entre particulares.</w:t>
+              <w:t>ORIENTAÇÃO TÉCNICA E SEGURANÇA JURÍDICA (ANDRADE &amp; FLORIO):</w:t>
+              <w:br/>
+              <w:t>O mútuo pecuniário entre particulares com destinação econômica admite a estipulação de juros remuneratórios limitados ao teto legal (art. 406 do CC c/c Decreto 22.626/33 - 1% ao mês). É terminantemente vedada a capitalização de juros com periodicidade inferior à anual (Súmula 121 do STF).</w:t>
             </w:r>
           </w:p>
         </w:tc>
@@ -68,102 +70,198 @@
     <w:p/>
     <w:p>
       <w:pPr>
-        <w:pStyle w:val="Heading2"/>
+        <w:spacing w:line="300" w:lineRule="auto" w:after="240"/>
+        <w:jc w:val="both"/>
       </w:pPr>
       <w:r>
-        <w:t>QUALIFICAÇÃO DAS PARTES</w:t>
-      </w:r>
-    </w:p>
-    <w:p>
-      <w:r>
-        <w:t>MUTUANTE: [QUEM EMPRESTA].</w:t>
+        <w:rPr>
+          <w:rFonts w:ascii="Times New Roman" w:hAnsi="Times New Roman"/>
+          <w:color w:val="1E1E1E"/>
+          <w:sz w:val="22"/>
+        </w:rPr>
+        <w:t>Pelo presente Instrumento Particular de Mútuo Financeiro, celebram entre si:</w:t>
         <w:br/>
-        <w:t>MUTUÁRIO: [QUEM RECEBE].</w:t>
+        <w:br/>
+        <w:t>MUTUANTE (quem empresta): [NOME COMPLETO DO MUTUANTE], inscrito(a) no CPF sob o nº [CPF], residente e domiciliado(a) na [ENDEREÇO COMPLETO];</w:t>
+        <w:br/>
+        <w:br/>
+        <w:t>MUTUÁRIO(A) (quem toma emprestado): [NOME COMPLETO DO MUTUÁRIO], inscrito(a) no CPF sob o nº [CPF], residente e domiciliado(a) na [ENDEREÇO COMPLETO];</w:t>
+        <w:br/>
+        <w:br/>
+        <w:t>Celebram o presente contrato em consonância com as seguintes cláusulas:</w:t>
       </w:r>
     </w:p>
     <w:p>
       <w:pPr>
-        <w:spacing w:before="200" w:after="40"/>
+        <w:spacing w:before="240" w:after="60"/>
       </w:pPr>
       <w:r>
         <w:rPr>
-          <w:rFonts w:ascii="Arial" w:hAnsi="Arial"/>
+          <w:rFonts w:ascii="Times New Roman" w:hAnsi="Times New Roman"/>
           <w:b/>
-          <w:color w:val="1A2C4C"/>
+          <w:color w:val="0A192F"/>
           <w:sz w:val="22"/>
         </w:rPr>
-        <w:t>CLÁUSULA PRIMEIRA – DO VALOR MUTUADO</w:t>
+        <w:t>CLÁUSULA PRIMEIRA – DO OBJETO E DISPONIBILIZAÇÃO DO CAPITAL</w:t>
       </w:r>
     </w:p>
     <w:p>
       <w:pPr>
-        <w:spacing w:before="0" w:after="120" w:line="276" w:lineRule="auto"/>
+        <w:spacing w:before="0" w:after="160" w:line="300" w:lineRule="auto"/>
+        <w:jc w:val="both"/>
       </w:pPr>
       <w:r>
         <w:rPr>
-          <w:rFonts w:ascii="Arial" w:hAnsi="Arial"/>
-          <w:color w:val="282828"/>
-          <w:sz w:val="20"/>
+          <w:rFonts w:ascii="Times New Roman" w:hAnsi="Times New Roman"/>
+          <w:color w:val="1E1E1E"/>
+          <w:sz w:val="21"/>
         </w:rPr>
-        <w:t>O Mutuante empresta ao Mutuário a quantia de R$ [VALOR], entregue via transferência bancária PIX nesta data.</w:t>
+        <w:t>1.1. O MUTUANTE dá em mútuo ao MUTUÁRIO a quantia líquida e certa de R$ [VALOR EMPRESTADO EM REAIS] ([VALOR POR EXTENSO]), em moeda corrente nacional.</w:t>
+        <w:br/>
+        <w:br/>
+        <w:t>1.2. Os recursos foram creditados na conta corrente de titularidade do MUTUÁRIO via PIX/TED na data de [DATA DO REPASSE], transferindo-se a partir de então o domínio e os riscos da coisa fungível (art. 587 do Código Civil).</w:t>
       </w:r>
     </w:p>
     <w:p>
       <w:pPr>
-        <w:spacing w:before="200" w:after="40"/>
+        <w:spacing w:before="240" w:after="60"/>
       </w:pPr>
       <w:r>
         <w:rPr>
-          <w:rFonts w:ascii="Arial" w:hAnsi="Arial"/>
+          <w:rFonts w:ascii="Times New Roman" w:hAnsi="Times New Roman"/>
           <w:b/>
-          <w:color w:val="1A2C4C"/>
+          <w:color w:val="0A192F"/>
           <w:sz w:val="22"/>
         </w:rPr>
-        <w:t>CLÁUSULA SEGUNDA – DO PAGAMENTO E ENCARGOS</w:t>
+        <w:t>CLÁUSULA SEGUNDA – DA DEVOLUÇÃO E JUROS REMUNERATÓRIOS</w:t>
       </w:r>
     </w:p>
     <w:p>
       <w:pPr>
-        <w:spacing w:before="0" w:after="120" w:line="276" w:lineRule="auto"/>
+        <w:spacing w:before="0" w:after="160" w:line="300" w:lineRule="auto"/>
+        <w:jc w:val="both"/>
       </w:pPr>
       <w:r>
         <w:rPr>
-          <w:rFonts w:ascii="Arial" w:hAnsi="Arial"/>
-          <w:color w:val="282828"/>
-          <w:sz w:val="20"/>
+          <w:rFonts w:ascii="Times New Roman" w:hAnsi="Times New Roman"/>
+          <w:color w:val="1E1E1E"/>
+          <w:sz w:val="21"/>
         </w:rPr>
-        <w:t>O valor será restituído até o dia [DATA], acrescido de atualização monetária pelo IPCA.</w:t>
+        <w:t>2.1. O MUTUÁRIO obriga-se irrevogavelmente a restituir o montante financiado até a data de [DATA FINAL DE DEVOLUÇÃO], em parcela única ou em [XX] parcelas mensais de R$ [VALOR PARCELA].</w:t>
+        <w:br/>
+        <w:br/>
+        <w:t>2.2. Em consonância com o art. 591 do Código Civil, incidirão sobre o saldo principal juros remuneratórios compensatórios de 1% (um por cento) ao mês e correção pelo IPCA/IBGE a cada 12 meses.</w:t>
       </w:r>
     </w:p>
     <w:p>
+      <w:pPr>
+        <w:spacing w:before="240" w:after="60"/>
+      </w:pPr>
       <w:r>
+        <w:rPr>
+          <w:rFonts w:ascii="Times New Roman" w:hAnsi="Times New Roman"/>
+          <w:b/>
+          <w:color w:val="0A192F"/>
+          <w:sz w:val="22"/>
+        </w:rPr>
+        <w:t>CLÁUSULA TERCEIRA – DO INADIMPLEMENTO E ENCARGOS MORATÓRIOS</w:t>
+      </w:r>
+    </w:p>
+    <w:p>
+      <w:pPr>
+        <w:spacing w:before="0" w:after="160" w:line="300" w:lineRule="auto"/>
+        <w:jc w:val="both"/>
+      </w:pPr>
+      <w:r>
+        <w:rPr>
+          <w:rFonts w:ascii="Times New Roman" w:hAnsi="Times New Roman"/>
+          <w:color w:val="1E1E1E"/>
+          <w:sz w:val="21"/>
+        </w:rPr>
+        <w:t>3.1. O atraso na restituição caracterizará a mora de pleno direito do MUTUÁRIO, incidindo:</w:t>
+        <w:br/>
+        <w:t>a) Multa moratória penal de 10% (dez por cento) sobre o montante em atraso;</w:t>
+        <w:br/>
+        <w:t>b) Juros moratórios de 1% (um por cento) ao mês pro rata temporis;</w:t>
+        <w:br/>
+        <w:t>c) Vencimento antecipado das parcelas futuras caso o atraso supere 15 (quinze) dias.</w:t>
+      </w:r>
+    </w:p>
+    <w:p>
+      <w:pPr>
+        <w:spacing w:before="240" w:after="60"/>
+      </w:pPr>
+      <w:r>
+        <w:rPr>
+          <w:rFonts w:ascii="Times New Roman" w:hAnsi="Times New Roman"/>
+          <w:b/>
+          <w:color w:val="0A192F"/>
+          <w:sz w:val="22"/>
+        </w:rPr>
+        <w:t>CLÁUSULA QUARTA – DO FORO</w:t>
+      </w:r>
+    </w:p>
+    <w:p>
+      <w:pPr>
+        <w:spacing w:before="0" w:after="160" w:line="300" w:lineRule="auto"/>
+        <w:jc w:val="both"/>
+      </w:pPr>
+      <w:r>
+        <w:rPr>
+          <w:rFonts w:ascii="Times New Roman" w:hAnsi="Times New Roman"/>
+          <w:color w:val="1E1E1E"/>
+          <w:sz w:val="21"/>
+        </w:rPr>
+        <w:t>4.1. Fica eleito o Foro da Comarca de [CIDADE/UF] para dirimir eventuais litígios decorrentes deste contrato.</w:t>
+      </w:r>
+    </w:p>
+    <w:p>
+      <w:pPr>
+        <w:spacing w:before="360" w:after="480"/>
+      </w:pPr>
+      <w:r>
+        <w:rPr>
+          <w:rFonts w:ascii="Times New Roman" w:hAnsi="Times New Roman"/>
+          <w:sz w:val="21"/>
+        </w:rPr>
+        <w:t>E, por estarem assim justas, acordadas e contratadas, as partes firmam o presente instrumento em 02 (duas) vias de igual teor e forma, na presença das 02 (duas) testemunhas instrumentárias abaixo qualificadas, que a tudo assistiram e dão fé.</w:t>
+        <w:br/>
         <w:br/>
         <w:t>[CIDADE/UF], [DIA] de [MÊS] de 202[X].</w:t>
         <w:br/>
         <w:br/>
-      </w:r>
-    </w:p>
-    <w:p>
-      <w:r>
-        <w:t>_________________________________________</w:t>
         <w:br/>
-        <w:t>PRIMEIRA PARTE / CONTRATANTE</w:t>
+        <w:t>___________________________________________________________</w:t>
+        <w:br/>
+        <w:t>PRIMEIRA PARTE</w:t>
+        <w:br/>
+        <w:t>CPF/CNPJ nº [NÚMERO]</w:t>
         <w:br/>
         <w:br/>
-        <w:t>_________________________________________</w:t>
         <w:br/>
-        <w:t>SEGUNDA PARTE / CONTRATADA</w:t>
+        <w:t>___________________________________________________________</w:t>
+        <w:br/>
+        <w:t>SEGUNDA PARTE</w:t>
+        <w:br/>
+        <w:t>CPF/CNPJ nº [NÚMERO]</w:t>
         <w:br/>
         <w:br/>
-      </w:r>
-    </w:p>
-    <w:p>
-      <w:r>
-        <w:t>TESTEMUNHAS:</w:t>
         <w:br/>
-        <w:t>1. Nome: ____________________ CPF: ______________</w:t>
+        <w:t>TESTEMUNHAS INSTRUMENTÁRIAS:</w:t>
         <w:br/>
-        <w:t>2. Nome: ____________________ CPF: ______________</w:t>
+        <w:br/>
+        <w:t>1. ______________________________________</w:t>
+        <w:br/>
+        <w:t>Nome: [NOME COMPLETO DA TESTEMUNHA 1]</w:t>
+        <w:br/>
+        <w:t>RG nº [NÚMERO] | CPF nº [NÚMERO]</w:t>
+        <w:br/>
+        <w:br/>
+        <w:t>2. ______________________________________</w:t>
+        <w:br/>
+        <w:t>Nome: [NOME COMPLETO DA TESTEMUNHA 2]</w:t>
+        <w:br/>
+        <w:t>RG nº [NÚMERO] | CPF nº [NÚMERO]</w:t>
       </w:r>
     </w:p>
     <w:sectPr>
